--- a/downloads/teacher/04 Units/Unit 01 - Nutrition and Wellness - Kitchen Skills and Smart Eating/Lesson 01.13 - Lab 2 Sheet Pan Nachos with a Label Discussion.docx
+++ b/downloads/teacher/04 Units/Unit 01 - Nutrition and Wellness - Kitchen Skills and Smart Eating/Lesson 01.13 - Lab 2 Sheet Pan Nachos with a Label Discussion.docx
@@ -369,23 +369,41 @@
       <w:r>
         <w:t xml:space="preserve">By the end of this lesson, students will be able to:</w:t>
       </w:r>
-      <w:r>
-        <w:t xml:space="preserve"> </w:t>
-      </w:r>
-      <w:r>
-        <w:t xml:space="preserve">1. (Low: understand) Given the station card and their role card, state their own role’s tasks in order and the two rules for the oven step (only the teacher opens the oven; the pan lands on a trivet and nobody touches it for one minute).</w:t>
-      </w:r>
-      <w:r>
-        <w:t xml:space="preserve"> </w:t>
-      </w:r>
-      <w:r>
-        <w:t xml:space="preserve">2. (Mid: apply) Working in a team of about seven with the 40-minute flowchart, prepare and serve sheet pan nachos with a salsa bar, following safety and sanitation procedures, with every role completed and the station passing the end check.</w:t>
-      </w:r>
-      <w:r>
-        <w:t xml:space="preserve"> </w:t>
-      </w:r>
-      <w:r>
-        <w:t xml:space="preserve">3. (High: evaluate) Using the chip, cheese, bean, and corn labels, calculate the sodium in one serving of their own nachos, compare it to the daily value, and judge whether this is an</w:t>
+    </w:p>
+    <w:p>
+      <w:pPr>
+        <w:numPr>
+          <w:ilvl w:val="0"/>
+          <w:numId w:val="1002"/>
+        </w:numPr>
+        <w:pStyle w:val="Compact"/>
+      </w:pPr>
+      <w:r>
+        <w:t xml:space="preserve">(Low: understand) Given the station card and their role card, state their own role’s tasks in order and the two rules for the oven step (only the teacher opens the oven; the pan lands on a trivet and nobody touches it for one minute).</w:t>
+      </w:r>
+    </w:p>
+    <w:p>
+      <w:pPr>
+        <w:numPr>
+          <w:ilvl w:val="0"/>
+          <w:numId w:val="1002"/>
+        </w:numPr>
+        <w:pStyle w:val="Compact"/>
+      </w:pPr>
+      <w:r>
+        <w:t xml:space="preserve">(Mid: apply) Working in a team of about seven with the 40-minute flowchart, prepare and serve sheet pan nachos with a salsa bar, following safety and sanitation procedures, with every role completed and the station passing the end check.</w:t>
+      </w:r>
+    </w:p>
+    <w:p>
+      <w:pPr>
+        <w:numPr>
+          <w:ilvl w:val="0"/>
+          <w:numId w:val="1002"/>
+        </w:numPr>
+        <w:pStyle w:val="Compact"/>
+      </w:pPr>
+      <w:r>
+        <w:t xml:space="preserve">(High: evaluate) Using the chip, cheese, bean, and corn labels, calculate the sodium in one serving of their own nachos, compare it to the daily value, and judge whether this is an</w:t>
       </w:r>
       <w:r>
         <w:t xml:space="preserve"> </w:t>
@@ -465,41 +483,77 @@
       <w:r>
         <w:t xml:space="preserve">Per station (three stations of about seven students):</w:t>
       </w:r>
-      <w:r>
-        <w:t xml:space="preserve"> </w:t>
-      </w:r>
-      <w:r>
-        <w:t xml:space="preserve">- 1 bag restaurant style tortilla chips, 13 ounces (a station of four or five gets half a bag)</w:t>
-      </w:r>
-      <w:r>
-        <w:t xml:space="preserve"> </w:t>
-      </w:r>
-      <w:r>
-        <w:t xml:space="preserve">- 1 cup (4 ounces) shredded Mexican blend cheese, pre-measured into a covered cup by the teacher or measured by the Prep Cook</w:t>
-      </w:r>
-      <w:r>
-        <w:t xml:space="preserve"> </w:t>
-      </w:r>
-      <w:r>
-        <w:t xml:space="preserve">- 1/2 can black beans (15.5 ounce can), can pre-opened by the teacher, drained and rinsed by the Prep Cook in a colander</w:t>
-      </w:r>
-      <w:r>
-        <w:t xml:space="preserve"> </w:t>
-      </w:r>
-      <w:r>
-        <w:t xml:space="preserve">- 1/3 can corn (15.25 ounce can), can pre-opened by the teacher, drained only</w:t>
-      </w:r>
-      <w:r>
-        <w:t xml:space="preserve"> </w:t>
-      </w:r>
-      <w:r>
-        <w:t xml:space="preserve">- 1 half sheet pan or quarter sheet pan, 1 sheet of heavy duty foil pre-cut to fit, 1 colander, 1 dry measuring cup (1 cup), 1 large spoon, 1 spatula, 2 oven mitts, 1 trivet, 7 paper plates, 7 forks, napkins, 1 sanitizing spray and 2 cloths</w:t>
-      </w:r>
-      <w:r>
-        <w:t xml:space="preserve"> </w:t>
-      </w:r>
-      <w:r>
-        <w:t xml:space="preserve">- Station Card, Role Cards, and Nacho Label Math handout:</w:t>
+    </w:p>
+    <w:p>
+      <w:pPr>
+        <w:numPr>
+          <w:ilvl w:val="0"/>
+          <w:numId w:val="1003"/>
+        </w:numPr>
+        <w:pStyle w:val="Compact"/>
+      </w:pPr>
+      <w:r>
+        <w:t xml:space="preserve">1 bag restaurant style tortilla chips, 13 ounces (a station of four or five gets half a bag)</w:t>
+      </w:r>
+    </w:p>
+    <w:p>
+      <w:pPr>
+        <w:numPr>
+          <w:ilvl w:val="0"/>
+          <w:numId w:val="1003"/>
+        </w:numPr>
+        <w:pStyle w:val="Compact"/>
+      </w:pPr>
+      <w:r>
+        <w:t xml:space="preserve">1 cup (4 ounces) shredded Mexican blend cheese, pre-measured into a covered cup by the teacher or measured by the Prep Cook</w:t>
+      </w:r>
+    </w:p>
+    <w:p>
+      <w:pPr>
+        <w:numPr>
+          <w:ilvl w:val="0"/>
+          <w:numId w:val="1003"/>
+        </w:numPr>
+        <w:pStyle w:val="Compact"/>
+      </w:pPr>
+      <w:r>
+        <w:t xml:space="preserve">1/2 can black beans (15.5 ounce can), can pre-opened by the teacher, drained and rinsed by the Prep Cook in a colander</w:t>
+      </w:r>
+    </w:p>
+    <w:p>
+      <w:pPr>
+        <w:numPr>
+          <w:ilvl w:val="0"/>
+          <w:numId w:val="1003"/>
+        </w:numPr>
+        <w:pStyle w:val="Compact"/>
+      </w:pPr>
+      <w:r>
+        <w:t xml:space="preserve">1/3 can corn (15.25 ounce can), can pre-opened by the teacher, drained only</w:t>
+      </w:r>
+    </w:p>
+    <w:p>
+      <w:pPr>
+        <w:numPr>
+          <w:ilvl w:val="0"/>
+          <w:numId w:val="1003"/>
+        </w:numPr>
+        <w:pStyle w:val="Compact"/>
+      </w:pPr>
+      <w:r>
+        <w:t xml:space="preserve">1 half sheet pan or quarter sheet pan, 1 sheet of heavy duty foil pre-cut to fit, 1 colander, 1 dry measuring cup (1 cup), 1 large spoon, 1 spatula, 2 oven mitts, 1 trivet, 7 paper plates, 7 forks, napkins, 1 sanitizing spray and 2 cloths</w:t>
+      </w:r>
+    </w:p>
+    <w:p>
+      <w:pPr>
+        <w:numPr>
+          <w:ilvl w:val="0"/>
+          <w:numId w:val="1003"/>
+        </w:numPr>
+        <w:pStyle w:val="Compact"/>
+      </w:pPr>
+      <w:r>
+        <w:t xml:space="preserve">Station Card, Role Cards, and Nacho Label Math handout:</w:t>
       </w:r>
       <w:r>
         <w:t xml:space="preserve"> </w:t>
@@ -534,37 +588,61 @@
         </w:rPr>
         <w:t xml:space="preserve">Handout 01.13 - Nacho Label Math.md</w:t>
       </w:r>
-      <w:r>
-        <w:t xml:space="preserve"> </w:t>
-      </w:r>
-      <w:r>
-        <w:t xml:space="preserve">- The four empty packages (chip bag, cheese bag, bean can, corn can) with their Nutrition Facts panels, for the label task (the handout also prints the numbers)</w:t>
-      </w:r>
-    </w:p>
-    <w:p>
-      <w:pPr>
-        <w:pStyle w:val="BodyText"/>
+    </w:p>
+    <w:p>
+      <w:pPr>
+        <w:numPr>
+          <w:ilvl w:val="0"/>
+          <w:numId w:val="1003"/>
+        </w:numPr>
+        <w:pStyle w:val="Compact"/>
+      </w:pPr>
+      <w:r>
+        <w:t xml:space="preserve">The four empty packages (chip bag, cheese bag, bean can, corn can) with their Nutrition Facts panels, for the label task (the handout also prints the numbers)</w:t>
+      </w:r>
+    </w:p>
+    <w:p>
+      <w:pPr>
+        <w:pStyle w:val="FirstParagraph"/>
       </w:pPr>
       <w:r>
         <w:t xml:space="preserve">Shared salsa bar, on a separate counter, set up before class and kept cold until the oven step:</w:t>
       </w:r>
-      <w:r>
-        <w:t xml:space="preserve"> </w:t>
-      </w:r>
-      <w:r>
-        <w:t xml:space="preserve">- 1 jar salsa, 16 ounces, with a serving spoon</w:t>
-      </w:r>
-      <w:r>
-        <w:t xml:space="preserve"> </w:t>
-      </w:r>
-      <w:r>
-        <w:t xml:space="preserve">- 1 tub sour cream, 16 ounces, with a serving spoon</w:t>
-      </w:r>
-      <w:r>
-        <w:t xml:space="preserve"> </w:t>
-      </w:r>
-      <w:r>
-        <w:t xml:space="preserve">- Optional, no knives required: 1 can sliced black olives (drained), 1 bag pre-shredded lettuce.</w:t>
+    </w:p>
+    <w:p>
+      <w:pPr>
+        <w:numPr>
+          <w:ilvl w:val="0"/>
+          <w:numId w:val="1004"/>
+        </w:numPr>
+        <w:pStyle w:val="Compact"/>
+      </w:pPr>
+      <w:r>
+        <w:t xml:space="preserve">1 jar salsa, 16 ounces, with a serving spoon</w:t>
+      </w:r>
+    </w:p>
+    <w:p>
+      <w:pPr>
+        <w:numPr>
+          <w:ilvl w:val="0"/>
+          <w:numId w:val="1004"/>
+        </w:numPr>
+        <w:pStyle w:val="Compact"/>
+      </w:pPr>
+      <w:r>
+        <w:t xml:space="preserve">1 tub sour cream, 16 ounces, with a serving spoon</w:t>
+      </w:r>
+    </w:p>
+    <w:p>
+      <w:pPr>
+        <w:numPr>
+          <w:ilvl w:val="0"/>
+          <w:numId w:val="1004"/>
+        </w:numPr>
+        <w:pStyle w:val="Compact"/>
+      </w:pPr>
+      <w:r>
+        <w:t xml:space="preserve">Optional, no knives required: 1 can sliced black olives (drained), 1 bag pre-shredded lettuce.</w:t>
       </w:r>
       <w:r>
         <w:t xml:space="preserve"> </w:t>
@@ -578,7 +656,7 @@
     </w:p>
     <w:p>
       <w:pPr>
-        <w:pStyle w:val="BodyText"/>
+        <w:pStyle w:val="FirstParagraph"/>
       </w:pPr>
       <w:r>
         <w:t xml:space="preserve">Teacher station: oven preheated to 400 degrees F before students arrive, timer, oven mitts, clipboard with the lab rubric.</w:t>
@@ -588,7 +666,7 @@
       <w:pPr>
         <w:numPr>
           <w:ilvl w:val="0"/>
-          <w:numId w:val="1002"/>
+          <w:numId w:val="1005"/>
         </w:numPr>
         <w:pStyle w:val="Compact"/>
       </w:pPr>
@@ -615,7 +693,7 @@
       <w:pPr>
         <w:numPr>
           <w:ilvl w:val="0"/>
-          <w:numId w:val="1002"/>
+          <w:numId w:val="1005"/>
         </w:numPr>
         <w:pStyle w:val="Compact"/>
       </w:pPr>
@@ -1449,49 +1527,85 @@
       <w:r>
         <w:t xml:space="preserve">Monitor understanding:</w:t>
       </w:r>
-      <w:r>
-        <w:t xml:space="preserve"> </w:t>
-      </w:r>
-      <w:r>
-        <w:t xml:space="preserve">- What is your role’s first step? What is your last one?</w:t>
-      </w:r>
-      <w:r>
-        <w:t xml:space="preserve"> </w:t>
-      </w:r>
-      <w:r>
-        <w:t xml:space="preserve">- Which ingredient has the most sodium per serving? Which has the most in the whole pan? Why are those different?</w:t>
-      </w:r>
-      <w:r>
-        <w:t xml:space="preserve"> </w:t>
-      </w:r>
-      <w:r>
-        <w:t xml:space="preserve">- Who opens the oven? Where does the pan go when it comes out?</w:t>
-      </w:r>
-    </w:p>
-    <w:p>
-      <w:pPr>
-        <w:pStyle w:val="BodyText"/>
+    </w:p>
+    <w:p>
+      <w:pPr>
+        <w:numPr>
+          <w:ilvl w:val="0"/>
+          <w:numId w:val="1006"/>
+        </w:numPr>
+        <w:pStyle w:val="Compact"/>
+      </w:pPr>
+      <w:r>
+        <w:t xml:space="preserve">What is your role’s first step? What is your last one?</w:t>
+      </w:r>
+    </w:p>
+    <w:p>
+      <w:pPr>
+        <w:numPr>
+          <w:ilvl w:val="0"/>
+          <w:numId w:val="1006"/>
+        </w:numPr>
+        <w:pStyle w:val="Compact"/>
+      </w:pPr>
+      <w:r>
+        <w:t xml:space="preserve">Which ingredient has the most sodium per serving? Which has the most in the whole pan? Why are those different?</w:t>
+      </w:r>
+    </w:p>
+    <w:p>
+      <w:pPr>
+        <w:numPr>
+          <w:ilvl w:val="0"/>
+          <w:numId w:val="1006"/>
+        </w:numPr>
+        <w:pStyle w:val="Compact"/>
+      </w:pPr>
+      <w:r>
+        <w:t xml:space="preserve">Who opens the oven? Where does the pan go when it comes out?</w:t>
+      </w:r>
+    </w:p>
+    <w:p>
+      <w:pPr>
+        <w:pStyle w:val="FirstParagraph"/>
       </w:pPr>
       <w:r>
         <w:t xml:space="preserve">Deepen learning:</w:t>
       </w:r>
-      <w:r>
-        <w:t xml:space="preserve"> </w:t>
-      </w:r>
-      <w:r>
-        <w:t xml:space="preserve">- The beans are the healthiest thing on the pan and the saltiest. How can both be true?</w:t>
-      </w:r>
-      <w:r>
-        <w:t xml:space="preserve"> </w:t>
-      </w:r>
-      <w:r>
-        <w:t xml:space="preserve">- If you swapped the chips for a low sodium chip, how much would the per-person number drop? Is it worth it?</w:t>
-      </w:r>
-      <w:r>
-        <w:t xml:space="preserve"> </w:t>
-      </w:r>
-      <w:r>
-        <w:t xml:space="preserve">- Is a snack you made yourself automatically healthier than the bag? What decides that?</w:t>
+    </w:p>
+    <w:p>
+      <w:pPr>
+        <w:numPr>
+          <w:ilvl w:val="0"/>
+          <w:numId w:val="1007"/>
+        </w:numPr>
+        <w:pStyle w:val="Compact"/>
+      </w:pPr>
+      <w:r>
+        <w:t xml:space="preserve">The beans are the healthiest thing on the pan and the saltiest. How can both be true?</w:t>
+      </w:r>
+    </w:p>
+    <w:p>
+      <w:pPr>
+        <w:numPr>
+          <w:ilvl w:val="0"/>
+          <w:numId w:val="1007"/>
+        </w:numPr>
+        <w:pStyle w:val="Compact"/>
+      </w:pPr>
+      <w:r>
+        <w:t xml:space="preserve">If you swapped the chips for a low sodium chip, how much would the per-person number drop? Is it worth it?</w:t>
+      </w:r>
+    </w:p>
+    <w:p>
+      <w:pPr>
+        <w:numPr>
+          <w:ilvl w:val="0"/>
+          <w:numId w:val="1007"/>
+        </w:numPr>
+        <w:pStyle w:val="Compact"/>
+      </w:pPr>
+      <w:r>
+        <w:t xml:space="preserve">Is a snack you made yourself automatically healthier than the bag? What decides that?</w:t>
       </w:r>
     </w:p>
     <w:p>
@@ -1668,7 +1782,7 @@
       <w:pPr>
         <w:numPr>
           <w:ilvl w:val="0"/>
-          <w:numId w:val="1003"/>
+          <w:numId w:val="1008"/>
         </w:numPr>
         <w:pStyle w:val="Compact"/>
       </w:pPr>
@@ -1692,7 +1806,7 @@
       <w:pPr>
         <w:numPr>
           <w:ilvl w:val="0"/>
-          <w:numId w:val="1003"/>
+          <w:numId w:val="1008"/>
         </w:numPr>
         <w:pStyle w:val="Compact"/>
       </w:pPr>
@@ -1704,7 +1818,7 @@
       <w:pPr>
         <w:numPr>
           <w:ilvl w:val="0"/>
-          <w:numId w:val="1003"/>
+          <w:numId w:val="1008"/>
         </w:numPr>
         <w:pStyle w:val="Compact"/>
       </w:pPr>
@@ -1716,7 +1830,7 @@
       <w:pPr>
         <w:numPr>
           <w:ilvl w:val="0"/>
-          <w:numId w:val="1003"/>
+          <w:numId w:val="1008"/>
         </w:numPr>
         <w:pStyle w:val="Compact"/>
       </w:pPr>
@@ -1746,7 +1860,7 @@
       <w:pPr>
         <w:numPr>
           <w:ilvl w:val="0"/>
-          <w:numId w:val="1003"/>
+          <w:numId w:val="1008"/>
         </w:numPr>
         <w:pStyle w:val="Compact"/>
       </w:pPr>
@@ -1758,7 +1872,7 @@
       <w:pPr>
         <w:numPr>
           <w:ilvl w:val="0"/>
-          <w:numId w:val="1003"/>
+          <w:numId w:val="1008"/>
         </w:numPr>
         <w:pStyle w:val="Compact"/>
       </w:pPr>
@@ -2413,7 +2527,7 @@
       <w:pPr>
         <w:numPr>
           <w:ilvl w:val="0"/>
-          <w:numId w:val="1004"/>
+          <w:numId w:val="1009"/>
         </w:numPr>
         <w:pStyle w:val="Compact"/>
       </w:pPr>
@@ -2437,7 +2551,7 @@
       <w:pPr>
         <w:numPr>
           <w:ilvl w:val="0"/>
-          <w:numId w:val="1004"/>
+          <w:numId w:val="1009"/>
         </w:numPr>
         <w:pStyle w:val="Compact"/>
       </w:pPr>
@@ -2449,7 +2563,7 @@
       <w:pPr>
         <w:numPr>
           <w:ilvl w:val="0"/>
-          <w:numId w:val="1004"/>
+          <w:numId w:val="1009"/>
         </w:numPr>
         <w:pStyle w:val="Compact"/>
       </w:pPr>
@@ -2482,7 +2596,7 @@
       <w:pPr>
         <w:numPr>
           <w:ilvl w:val="0"/>
-          <w:numId w:val="1004"/>
+          <w:numId w:val="1009"/>
         </w:numPr>
         <w:pStyle w:val="Compact"/>
       </w:pPr>
@@ -2494,7 +2608,7 @@
       <w:pPr>
         <w:numPr>
           <w:ilvl w:val="0"/>
-          <w:numId w:val="1004"/>
+          <w:numId w:val="1009"/>
         </w:numPr>
         <w:pStyle w:val="Compact"/>
       </w:pPr>
@@ -2506,7 +2620,7 @@
       <w:pPr>
         <w:numPr>
           <w:ilvl w:val="0"/>
-          <w:numId w:val="1004"/>
+          <w:numId w:val="1009"/>
         </w:numPr>
         <w:pStyle w:val="Compact"/>
       </w:pPr>
@@ -2593,7 +2707,7 @@
       <w:pPr>
         <w:numPr>
           <w:ilvl w:val="0"/>
-          <w:numId w:val="1004"/>
+          <w:numId w:val="1009"/>
         </w:numPr>
         <w:pStyle w:val="Compact"/>
       </w:pPr>
@@ -2648,7 +2762,7 @@
       <w:pPr>
         <w:numPr>
           <w:ilvl w:val="0"/>
-          <w:numId w:val="1005"/>
+          <w:numId w:val="1010"/>
         </w:numPr>
         <w:pStyle w:val="Compact"/>
       </w:pPr>
@@ -2660,7 +2774,7 @@
       <w:pPr>
         <w:numPr>
           <w:ilvl w:val="0"/>
-          <w:numId w:val="1005"/>
+          <w:numId w:val="1010"/>
         </w:numPr>
         <w:pStyle w:val="Compact"/>
       </w:pPr>
@@ -2672,7 +2786,7 @@
       <w:pPr>
         <w:numPr>
           <w:ilvl w:val="0"/>
-          <w:numId w:val="1005"/>
+          <w:numId w:val="1010"/>
         </w:numPr>
         <w:pStyle w:val="Compact"/>
       </w:pPr>
@@ -2693,7 +2807,7 @@
       <w:pPr>
         <w:numPr>
           <w:ilvl w:val="0"/>
-          <w:numId w:val="1005"/>
+          <w:numId w:val="1010"/>
         </w:numPr>
         <w:pStyle w:val="Compact"/>
       </w:pPr>
@@ -2723,7 +2837,7 @@
       <w:pPr>
         <w:numPr>
           <w:ilvl w:val="0"/>
-          <w:numId w:val="1005"/>
+          <w:numId w:val="1010"/>
         </w:numPr>
         <w:pStyle w:val="Compact"/>
       </w:pPr>
@@ -2735,7 +2849,7 @@
       <w:pPr>
         <w:numPr>
           <w:ilvl w:val="0"/>
-          <w:numId w:val="1005"/>
+          <w:numId w:val="1010"/>
         </w:numPr>
         <w:pStyle w:val="Compact"/>
       </w:pPr>
@@ -2756,7 +2870,7 @@
       <w:pPr>
         <w:numPr>
           <w:ilvl w:val="0"/>
-          <w:numId w:val="1005"/>
+          <w:numId w:val="1010"/>
         </w:numPr>
         <w:pStyle w:val="Compact"/>
       </w:pPr>
@@ -2786,7 +2900,7 @@
       <w:pPr>
         <w:numPr>
           <w:ilvl w:val="0"/>
-          <w:numId w:val="1005"/>
+          <w:numId w:val="1010"/>
         </w:numPr>
         <w:pStyle w:val="Compact"/>
       </w:pPr>
@@ -3079,6 +3193,118 @@
       </w:pPr>
     </w:lvl>
   </w:abstractNum>
+  <w:abstractNum w:abstractNumId="99411">
+    <w:nsid w:val="71315dca"/>
+    <w:multiLevelType w:val="multilevel"/>
+    <w:lvl w:ilvl="0">
+      <w:start w:val="1"/>
+      <w:numFmt w:val="decimal"/>
+      <w:lvlText w:val="%1."/>
+      <w:lvlJc w:val="left"/>
+      <w:pPr>
+        <w:tabs>
+          <w:tab w:val="num" w:pos="0"/>
+        </w:tabs>
+        <w:ind w:left="480" w:hanging="480"/>
+      </w:pPr>
+    </w:lvl>
+    <w:lvl w:ilvl="1">
+      <w:start w:val="1"/>
+      <w:numFmt w:val="decimal"/>
+      <w:lvlText w:val="%2."/>
+      <w:lvlJc w:val="left"/>
+      <w:pPr>
+        <w:tabs>
+          <w:tab w:val="num" w:pos="720"/>
+        </w:tabs>
+        <w:ind w:left="1200" w:hanging="480"/>
+      </w:pPr>
+    </w:lvl>
+    <w:lvl w:ilvl="2">
+      <w:start w:val="1"/>
+      <w:numFmt w:val="decimal"/>
+      <w:lvlText w:val="%3."/>
+      <w:lvlJc w:val="left"/>
+      <w:pPr>
+        <w:tabs>
+          <w:tab w:val="num" w:pos="1440"/>
+        </w:tabs>
+        <w:ind w:left="1920" w:hanging="480"/>
+      </w:pPr>
+    </w:lvl>
+    <w:lvl w:ilvl="3">
+      <w:start w:val="1"/>
+      <w:numFmt w:val="decimal"/>
+      <w:lvlText w:val="%4."/>
+      <w:lvlJc w:val="left"/>
+      <w:pPr>
+        <w:tabs>
+          <w:tab w:val="num" w:pos="2160"/>
+        </w:tabs>
+        <w:ind w:left="2640" w:hanging="480"/>
+      </w:pPr>
+    </w:lvl>
+    <w:lvl w:ilvl="4">
+      <w:start w:val="1"/>
+      <w:numFmt w:val="decimal"/>
+      <w:lvlText w:val="%5."/>
+      <w:lvlJc w:val="left"/>
+      <w:pPr>
+        <w:tabs>
+          <w:tab w:val="num" w:pos="2880"/>
+        </w:tabs>
+        <w:ind w:left="3360" w:hanging="480"/>
+      </w:pPr>
+    </w:lvl>
+    <w:lvl w:ilvl="5">
+      <w:start w:val="1"/>
+      <w:numFmt w:val="decimal"/>
+      <w:lvlText w:val="%6."/>
+      <w:lvlJc w:val="left"/>
+      <w:pPr>
+        <w:tabs>
+          <w:tab w:val="num" w:pos="3600"/>
+        </w:tabs>
+        <w:ind w:left="4080" w:hanging="480"/>
+      </w:pPr>
+    </w:lvl>
+    <w:lvl w:ilvl="6">
+      <w:start w:val="1"/>
+      <w:numFmt w:val="decimal"/>
+      <w:lvlText w:val="%7."/>
+      <w:lvlJc w:val="left"/>
+      <w:pPr>
+        <w:tabs>
+          <w:tab w:val="num" w:pos="4320"/>
+        </w:tabs>
+        <w:ind w:left="4800" w:hanging="480"/>
+      </w:pPr>
+    </w:lvl>
+    <w:lvl w:ilvl="7">
+      <w:start w:val="1"/>
+      <w:numFmt w:val="decimal"/>
+      <w:lvlText w:val="%8."/>
+      <w:lvlJc w:val="left"/>
+      <w:pPr>
+        <w:tabs>
+          <w:tab w:val="num" w:pos="5040"/>
+        </w:tabs>
+        <w:ind w:left="5520" w:hanging="480"/>
+      </w:pPr>
+    </w:lvl>
+    <w:lvl w:ilvl="8">
+      <w:start w:val="1"/>
+      <w:numFmt w:val="decimal"/>
+      <w:lvlText w:val="%9."/>
+      <w:lvlJc w:val="left"/>
+      <w:pPr>
+        <w:tabs>
+          <w:tab w:val="num" w:pos="5760"/>
+        </w:tabs>
+        <w:ind w:left="6240" w:hanging="480"/>
+      </w:pPr>
+    </w:lvl>
+  </w:abstractNum>
   <w:num w:numId="1000">
     <w:abstractNumId w:val="990"/>
   </w:num>
@@ -3086,7 +3312,34 @@
     <w:abstractNumId w:val="991"/>
   </w:num>
   <w:num w:numId="1002">
-    <w:abstractNumId w:val="991"/>
+    <w:abstractNumId w:val="99411"/>
+    <w:lvlOverride w:ilvl="0">
+      <w:startOverride w:val="1"/>
+    </w:lvlOverride>
+    <w:lvlOverride w:ilvl="1">
+      <w:startOverride w:val="1"/>
+    </w:lvlOverride>
+    <w:lvlOverride w:ilvl="2">
+      <w:startOverride w:val="1"/>
+    </w:lvlOverride>
+    <w:lvlOverride w:ilvl="3">
+      <w:startOverride w:val="1"/>
+    </w:lvlOverride>
+    <w:lvlOverride w:ilvl="4">
+      <w:startOverride w:val="1"/>
+    </w:lvlOverride>
+    <w:lvlOverride w:ilvl="5">
+      <w:startOverride w:val="1"/>
+    </w:lvlOverride>
+    <w:lvlOverride w:ilvl="6">
+      <w:startOverride w:val="1"/>
+    </w:lvlOverride>
+    <w:lvlOverride w:ilvl="7">
+      <w:startOverride w:val="1"/>
+    </w:lvlOverride>
+    <w:lvlOverride w:ilvl="8">
+      <w:startOverride w:val="1"/>
+    </w:lvlOverride>
   </w:num>
   <w:num w:numId="1003">
     <w:abstractNumId w:val="991"/>
@@ -3095,6 +3348,21 @@
     <w:abstractNumId w:val="991"/>
   </w:num>
   <w:num w:numId="1005">
+    <w:abstractNumId w:val="991"/>
+  </w:num>
+  <w:num w:numId="1006">
+    <w:abstractNumId w:val="991"/>
+  </w:num>
+  <w:num w:numId="1007">
+    <w:abstractNumId w:val="991"/>
+  </w:num>
+  <w:num w:numId="1008">
+    <w:abstractNumId w:val="991"/>
+  </w:num>
+  <w:num w:numId="1009">
+    <w:abstractNumId w:val="991"/>
+  </w:num>
+  <w:num w:numId="1010">
     <w:abstractNumId w:val="991"/>
   </w:num>
 </w:numbering>

--- a/downloads/teacher/04 Units/Unit 01 - Nutrition and Wellness - Kitchen Skills and Smart Eating/Lesson 01.13 - Lab 2 Sheet Pan Nachos with a Label Discussion.docx
+++ b/downloads/teacher/04 Units/Unit 01 - Nutrition and Wellness - Kitchen Skills and Smart Eating/Lesson 01.13 - Lab 2 Sheet Pan Nachos with a Label Discussion.docx
@@ -300,15 +300,6 @@
       <w:r>
         <w:t xml:space="preserve">This lesson goes further: students cook a real snack in a real kitchen, read the labels of the actual ingredients they used, compute the sodium in the plate in front of them, and judge it with a number. The label math is the piece no other class in the building does with a hot pan on the table.</w:t>
       </w:r>
-      <w:r>
-        <w:t xml:space="preserve"> </w:t>
-      </w:r>
-      <w:r>
-        <w:rPr>
-          <w:rStyle w:val="TeacherNote"/>
-        </w:rPr>
-        <w:t xml:space="preserve">[Sal: send the health teacher the Nacho Label Math handout; the per-plate sodium number is a good shared example for both classes.]</w:t>
-      </w:r>
     </w:p>
     <w:p>
       <w:pPr>
@@ -644,15 +635,6 @@
       <w:r>
         <w:t xml:space="preserve">Optional, no knives required: 1 can sliced black olives (drained), 1 bag pre-shredded lettuce.</w:t>
       </w:r>
-      <w:r>
-        <w:t xml:space="preserve"> </w:t>
-      </w:r>
-      <w:r>
-        <w:rPr>
-          <w:rStyle w:val="TeacherNote"/>
-        </w:rPr>
-        <w:t xml:space="preserve">[Sal: add or drop these to fit the $20 per station line and what your students will actually eat.]</w:t>
-      </w:r>
     </w:p>
     <w:p>
       <w:pPr>
@@ -699,15 +681,6 @@
       </w:pPr>
       <w:r>
         <w:t xml:space="preserve">Setup notes: pre-cut foil the day before; pre-open one bean can and one corn can per station so no student touches a sharp lid; set the salsa bar before class; confirm the oven is at 400 before the bell; put oven mitts and a trivet at every station. Zero-knife lab: nothing is cut. Allergy check the day before: dairy (cheese, sour cream), and check the chip bag for shared-line warnings (some are made on lines with milk or wheat). A student who cannot eat dairy gets a foil-divided corner of the pan with no cheese and skips the sour cream.</w:t>
-      </w:r>
-      <w:r>
-        <w:t xml:space="preserve"> </w:t>
-      </w:r>
-      <w:r>
-        <w:rPr>
-          <w:rStyle w:val="TeacherNote"/>
-        </w:rPr>
-        <w:t xml:space="preserve">[Sal: your room’s oven count decides the pan size. One oven with two racks holds three quarter sheet pans; rotate them at five minutes. Two ovens hold three half sheet pans.]</w:t>
       </w:r>
     </w:p>
     <w:p>
@@ -1894,15 +1867,6 @@
       <w:r>
         <w:t xml:space="preserve">: each team gets the Nutrient Sort Cards plus six nacho ingredient cards (chips, cheese, beans, corn, salsa, sour cream) with the label numbers on the back. Teams build the plate, compute the sodium for the plate exactly as on Day 1, then rebuild it with two swaps to bring the sodium under 400 mg per person while keeping at least three MyPlate groups on the plate. The Sanitation Lead’s job becomes the recorder. If a microwave is available, a single microwave version works: chips, beans, corn, and cheese on a paper plate for 45 seconds, one plate per team, teacher at the microwave.</w:t>
       </w:r>
-      <w:r>
-        <w:t xml:space="preserve"> </w:t>
-      </w:r>
-      <w:r>
-        <w:rPr>
-          <w:rStyle w:val="TeacherNote"/>
-        </w:rPr>
-        <w:t xml:space="preserve">[Sal: the microwave version is a real option for a day the oven is down.]</w:t>
-      </w:r>
     </w:p>
     <w:p>
       <w:pPr>
@@ -2152,7 +2116,7 @@
         <w:t xml:space="preserve"> </w:t>
       </w:r>
       <w:r>
-        <w:t xml:space="preserve">(the lab rubric pattern from the grading plan: three objectives, each 1 to 4, 12 points; counts in Labs and Projects)</w:t>
+        <w:t xml:space="preserve">(the lab rubric pattern from the grading plan: three objectives plus a safety and sanitation row, each 1 to 4, 16 points; counts in Labs and Projects)</w:t>
       </w:r>
     </w:p>
     <w:tbl>
@@ -2437,6 +2401,63 @@
               <w:jc w:val="left"/>
             </w:pPr>
             <w:r>
+              <w:t xml:space="preserve">4. Safety and sanitation (every lab, same row all year)</w:t>
+            </w:r>
+          </w:p>
+        </w:tc>
+        <w:tc>
+          <w:p>
+            <w:pPr>
+              <w:pStyle w:val="Compact"/>
+              <w:jc w:val="left"/>
+            </w:pPr>
+            <w:r>
+              <w:t xml:space="preserve">A safety violation: hands not washed, hair loose over food, bare hand on a hot pan, a student at the oven, food dropped and served, or a station left dirty after the check</w:t>
+            </w:r>
+          </w:p>
+        </w:tc>
+        <w:tc>
+          <w:p>
+            <w:pPr>
+              <w:pStyle w:val="Compact"/>
+              <w:jc w:val="left"/>
+            </w:pPr>
+            <w:r>
+              <w:t xml:space="preserve">Hands, hair, and apron done, but one reminder needed during the lab (a towel near the oven, reaching over a pan, a wet floor left)</w:t>
+            </w:r>
+          </w:p>
+        </w:tc>
+        <w:tc>
+          <w:p>
+            <w:pPr>
+              <w:pStyle w:val="Compact"/>
+              <w:jc w:val="left"/>
+            </w:pPr>
+            <w:r>
+              <w:t xml:space="preserve">Washed hands at the start; hair and apron done; mitts and trivet used for every hot pan; station passed the check the first time</w:t>
+            </w:r>
+          </w:p>
+        </w:tc>
+        <w:tc>
+          <w:p>
+            <w:pPr>
+              <w:pStyle w:val="Compact"/>
+              <w:jc w:val="left"/>
+            </w:pPr>
+            <w:r>
+              <w:t xml:space="preserve">Meets, and called out a hazard for the team before the teacher saw it, or fixed one at another station without being asked</w:t>
+            </w:r>
+          </w:p>
+        </w:tc>
+      </w:tr>
+      <w:tr>
+        <w:tc>
+          <w:p>
+            <w:pPr>
+              <w:pStyle w:val="Compact"/>
+              <w:jc w:val="left"/>
+            </w:pPr>
+            <w:r>
               <w:rPr>
                 <w:b/>
               </w:rPr>
@@ -2463,7 +2484,7 @@
               <w:rPr>
                 <w:b/>
               </w:rPr>
-              <w:t xml:space="preserve">/12</w:t>
+              <w:t xml:space="preserve">/16</w:t>
             </w:r>
           </w:p>
         </w:tc>
@@ -2474,7 +2495,7 @@
         <w:pStyle w:val="BodyText"/>
       </w:pPr>
       <w:r>
-        <w:t xml:space="preserve">How to use: score row 2 on the clipboard during Day 2; score rows 1 and 3 from the Day 1 exit line and the handout after class. Write one line in the notes box for the next lab (what this student should try next). A safety violation is a 1 on row 2 and a zero for that lab’s participation, per the grading plan, and a conversation.</w:t>
+        <w:t xml:space="preserve">How to use: score rows 2 and 4 on the clipboard during Day 2; score rows 1 and 3 from the Day 1 exit line and the handout after class. Write one line in the notes box for the next lab (what this student should try next). A safety violation is a 1 on row 4 and a zero for that lab’s participation, per the grading plan, and a conversation.</w:t>
       </w:r>
     </w:p>
     <w:p>
@@ -2582,15 +2603,6 @@
       <w:r>
         <w:t xml:space="preserve">, section 2.</w:t>
       </w:r>
-      <w:r>
-        <w:t xml:space="preserve"> </w:t>
-      </w:r>
-      <w:r>
-        <w:rPr>
-          <w:rStyle w:val="TeacherNote"/>
-        </w:rPr>
-        <w:t xml:space="preserve">[Sal: confirm against the NYSED PDF.]</w:t>
-      </w:r>
     </w:p>
     <w:p>
       <w:pPr>
@@ -2663,71 +2675,93 @@
       <w:r>
         <w:t xml:space="preserve">Journal of Culinary Science and Technology, 2011.</w:t>
       </w:r>
-      <w:r>
-        <w:t xml:space="preserve"> </w:t>
-      </w:r>
-      <w:r>
-        <w:rPr>
-          <w:rStyle w:val="TeacherNote"/>
-        </w:rPr>
-        <w:t xml:space="preserve">[Sal: the number is widely cited as</w:t>
-      </w:r>
-      <w:r>
-        <w:rPr>
-          <w:rStyle w:val="TeacherNote"/>
-        </w:rPr>
-        <w:t xml:space="preserve"> </w:t>
-      </w:r>
-      <w:r>
-        <w:rPr>
-          <w:rStyle w:val="TeacherNote"/>
-        </w:rPr>
+    </w:p>
+    <w:p>
+      <w:pPr>
+        <w:numPr>
+          <w:ilvl w:val="0"/>
+          <w:numId w:val="1009"/>
+        </w:numPr>
+        <w:pStyle w:val="Compact"/>
+      </w:pPr>
+      <w:r>
+        <w:t xml:space="preserve">My own materials: my Sheet Pan Nachos with Salsa Bar teacher sheet (the 40-minute flowchart, ingredient amounts per station, prep notes, the zero-knife policy, and the</w:t>
+      </w:r>
+      <w:r>
+        <w:t xml:space="preserve"> </w:t>
+      </w:r>
+      <w:r>
         <w:t xml:space="preserve">“</w:t>
       </w:r>
       <w:r>
-        <w:rPr>
-          <w:rStyle w:val="TeacherNote"/>
-        </w:rPr>
-        <w:t xml:space="preserve">about 40 percent</w:t>
-      </w:r>
-      <w:r>
-        <w:rPr>
-          <w:rStyle w:val="TeacherNote"/>
-        </w:rPr>
+        <w:t xml:space="preserve">Nutrition Facts discussion while it bakes</w:t>
+      </w:r>
+      <w:r>
         <w:t xml:space="preserve">”</w:t>
       </w:r>
       <w:r>
-        <w:rPr>
-          <w:rStyle w:val="TeacherNote"/>
-        </w:rPr>
-        <w:t xml:space="preserve">; keep it approximate on the slide.]</w:t>
-      </w:r>
-    </w:p>
-    <w:p>
-      <w:pPr>
-        <w:numPr>
-          <w:ilvl w:val="0"/>
-          <w:numId w:val="1009"/>
-        </w:numPr>
-        <w:pStyle w:val="Compact"/>
-      </w:pPr>
-      <w:r>
-        <w:t xml:space="preserve">Sal’s own materials:</w:t>
-      </w:r>
-      <w:r>
-        <w:t xml:space="preserve"> </w:t>
-      </w:r>
-      <w:r>
-        <w:rPr>
-          <w:rStyle w:val="VerbatimChar"/>
-        </w:rPr>
-        <w:t xml:space="preserve">education_teachingwork_8th_grade_nachos_recipe_sheet_2026_05.docx</w:t>
-      </w:r>
-      <w:r>
-        <w:t xml:space="preserve"> </w:t>
-      </w:r>
-      <w:r>
-        <w:t xml:space="preserve">(his Sheet Pan Nachos with Salsa Bar teacher sheet: the 40-minute flowchart, ingredient amounts per station, prep notes, the zero-knife policy, and the</w:t>
+        <w:t xml:space="preserve"> </w:t>
+      </w:r>
+      <w:r>
+        <w:t xml:space="preserve">idea). Rewritten here for three stations of seven with the teacher on oven duty. The label numbers on the handouts are typical values for store brand products and must be replaced with the numbers on the packages you actually buy.</w:t>
+      </w:r>
+    </w:p>
+    <w:p>
+      <w:pPr>
+        <w:pStyle w:val="Heading2"/>
+      </w:pPr>
+      <w:bookmarkStart w:id="38" w:name="teacher-notes"/>
+      <w:r>
+        <w:t xml:space="preserve">Teacher notes</w:t>
+      </w:r>
+      <w:bookmarkEnd w:id="38"/>
+    </w:p>
+    <w:p>
+      <w:pPr>
+        <w:numPr>
+          <w:ilvl w:val="0"/>
+          <w:numId w:val="1010"/>
+        </w:numPr>
+        <w:pStyle w:val="Compact"/>
+      </w:pPr>
+      <w:r>
+        <w:t xml:space="preserve">If Day 1 runs short, cut Step 2 (the salsa bar plan) to one minute and let the Runners figure out the traffic pattern on Day 2 with you at the bar. Never cut Step 3; the label math is Objective 3 and the rubric row.</w:t>
+      </w:r>
+    </w:p>
+    <w:p>
+      <w:pPr>
+        <w:numPr>
+          <w:ilvl w:val="0"/>
+          <w:numId w:val="1010"/>
+        </w:numPr>
+        <w:pStyle w:val="Compact"/>
+      </w:pPr>
+      <w:r>
+        <w:t xml:space="preserve">If Day 2 runs short, the bake is fixed at 8 to 10 minutes; the only place to save time is plating. Have the Runners pre-set plates at the bar during the bake.</w:t>
+      </w:r>
+    </w:p>
+    <w:p>
+      <w:pPr>
+        <w:numPr>
+          <w:ilvl w:val="0"/>
+          <w:numId w:val="1010"/>
+        </w:numPr>
+        <w:pStyle w:val="Compact"/>
+      </w:pPr>
+      <w:r>
+        <w:t xml:space="preserve">Per-station cost, estimated at Long Island supermarket store brand prices, September 2026: chips 13 oz $3.99; cheese 8 oz $3.49 (half used; buy one bag for two stations, $1.75); black beans $1.29 (half used; one can for two stations, $0.65); corn $1.19; salsa 16 oz $3.29 shared by three stations, $1.10; sour cream 16 oz $2.49 shared, $0.83; foil, about $0.30. About $9.80 per station buying shared items across the class, or about $12.20 if every station gets its own cheese bag and bean can. Optional olives and lettuce add about $1.35 per station. A class of three stations runs about $30 to $41, well under the $20 per station line.</w:t>
+      </w:r>
+    </w:p>
+    <w:p>
+      <w:pPr>
+        <w:numPr>
+          <w:ilvl w:val="0"/>
+          <w:numId w:val="1010"/>
+        </w:numPr>
+        <w:pStyle w:val="Compact"/>
+      </w:pPr>
+      <w:r>
+        <w:t xml:space="preserve">Common mistake: a pan with the chips piled in a mound, so the middle stays cold and the cheese never reaches the bottom. Say</w:t>
       </w:r>
       <w:r>
         <w:t xml:space="preserve"> </w:t>
@@ -2736,7 +2770,7 @@
         <w:t xml:space="preserve">“</w:t>
       </w:r>
       <w:r>
-        <w:t xml:space="preserve">Nutrition Facts discussion while it bakes</w:t>
+        <w:t xml:space="preserve">one layer, you should see foil between some chips</w:t>
       </w:r>
       <w:r>
         <w:t xml:space="preserve">”</w:t>
@@ -2745,18 +2779,8 @@
         <w:t xml:space="preserve"> </w:t>
       </w:r>
       <w:r>
-        <w:t xml:space="preserve">idea). Rewritten here for three stations of seven with the teacher on oven duty. The label numbers on the handouts are typical values for store brand products and must be replaced with the numbers on the packages you actually buy.</w:t>
-      </w:r>
-    </w:p>
-    <w:p>
-      <w:pPr>
-        <w:pStyle w:val="Heading2"/>
-      </w:pPr>
-      <w:bookmarkStart w:id="38" w:name="teacher-notes"/>
-      <w:r>
-        <w:t xml:space="preserve">Teacher notes</w:t>
-      </w:r>
-      <w:bookmarkEnd w:id="38"/>
+        <w:t xml:space="preserve">at Step 1.</w:t>
+      </w:r>
     </w:p>
     <w:p>
       <w:pPr>
@@ -2767,7 +2791,7 @@
         <w:pStyle w:val="Compact"/>
       </w:pPr>
       <w:r>
-        <w:t xml:space="preserve">If Day 1 runs short, cut Step 2 (the salsa bar plan) to one minute and let the Runners figure out the traffic pattern on Day 2 with you at the bar. Never cut Step 3; the label math is Objective 3 and the rubric row.</w:t>
+        <w:t xml:space="preserve">Second common mistake: the Prep Cook rinses the corn too and it goes watery, or does not rinse the beans and the pan tastes of the can. Beans: drain and rinse. Corn: drain only. It is on the station card twice.</w:t>
       </w:r>
     </w:p>
     <w:p>
@@ -2779,91 +2803,7 @@
         <w:pStyle w:val="Compact"/>
       </w:pPr>
       <w:r>
-        <w:t xml:space="preserve">If Day 2 runs short, the bake is fixed at 8 to 10 minutes; the only place to save time is plating. Have the Runners pre-set plates at the bar during the bake.</w:t>
-      </w:r>
-    </w:p>
-    <w:p>
-      <w:pPr>
-        <w:numPr>
-          <w:ilvl w:val="0"/>
-          <w:numId w:val="1010"/>
-        </w:numPr>
-        <w:pStyle w:val="Compact"/>
-      </w:pPr>
-      <w:r>
-        <w:t xml:space="preserve">Per-station cost, estimated at Long Island supermarket store brand prices, September 2026: chips 13 oz $3.99; cheese 8 oz $3.49 (half used; buy one bag for two stations, $1.75); black beans $1.29 (half used; one can for two stations, $0.65); corn $1.19; salsa 16 oz $3.29 shared by three stations, $1.10; sour cream 16 oz $2.49 shared, $0.83; foil, about $0.30. About $9.80 per station buying shared items across the class, or about $12.20 if every station gets its own cheese bag and bean can. Optional olives and lettuce add about $1.35 per station. A class of three stations runs about $30 to $41, well under the $20 per station line.</w:t>
-      </w:r>
-      <w:r>
-        <w:t xml:space="preserve"> </w:t>
-      </w:r>
-      <w:r>
-        <w:rPr>
-          <w:rStyle w:val="TeacherNote"/>
-        </w:rPr>
-        <w:t xml:space="preserve">[Sal: your May 2026 sheet priced this at $9.56 per station off the King Kullen circular; re-price off the current circular the week before and note the store and dates on the station card, the way you did.]</w:t>
-      </w:r>
-    </w:p>
-    <w:p>
-      <w:pPr>
-        <w:numPr>
-          <w:ilvl w:val="0"/>
-          <w:numId w:val="1010"/>
-        </w:numPr>
-        <w:pStyle w:val="Compact"/>
-      </w:pPr>
-      <w:r>
-        <w:t xml:space="preserve">Common mistake: a pan with the chips piled in a mound, so the middle stays cold and the cheese never reaches the bottom. Say</w:t>
-      </w:r>
-      <w:r>
-        <w:t xml:space="preserve"> </w:t>
-      </w:r>
-      <w:r>
-        <w:t xml:space="preserve">“</w:t>
-      </w:r>
-      <w:r>
-        <w:t xml:space="preserve">one layer, you should see foil between some chips</w:t>
-      </w:r>
-      <w:r>
-        <w:t xml:space="preserve">”</w:t>
-      </w:r>
-      <w:r>
-        <w:t xml:space="preserve"> </w:t>
-      </w:r>
-      <w:r>
-        <w:t xml:space="preserve">at Step 1.</w:t>
-      </w:r>
-    </w:p>
-    <w:p>
-      <w:pPr>
-        <w:numPr>
-          <w:ilvl w:val="0"/>
-          <w:numId w:val="1010"/>
-        </w:numPr>
-        <w:pStyle w:val="Compact"/>
-      </w:pPr>
-      <w:r>
-        <w:t xml:space="preserve">Second common mistake: the Prep Cook rinses the corn too and it goes watery, or does not rinse the beans and the pan tastes of the can. Beans: drain and rinse. Corn: drain only. It is on the station card twice.</w:t>
-      </w:r>
-    </w:p>
-    <w:p>
-      <w:pPr>
-        <w:numPr>
-          <w:ilvl w:val="0"/>
-          <w:numId w:val="1010"/>
-        </w:numPr>
-        <w:pStyle w:val="Compact"/>
-      </w:pPr>
-      <w:r>
-        <w:t xml:space="preserve">The teacher at the oven is not a suggestion in this version. Sal’s original sheet had students rotate mitts and pull their own pans; with three stations of seven and grade 6 in the room, the teacher pulls.</w:t>
-      </w:r>
-      <w:r>
-        <w:t xml:space="preserve"> </w:t>
-      </w:r>
-      <w:r>
-        <w:rPr>
-          <w:rStyle w:val="TeacherNote"/>
-        </w:rPr>
-        <w:t xml:space="preserve">[Sal: if your grade 8 section has a Lab 1 rubric average of 10 or better and you want them to pull their own pans with you standing there, that is your call; say it on the slide so the rule is clear.]</w:t>
+        <w:t xml:space="preserve">The teacher at the oven is not a suggestion in this version. My original sheet had students rotate mitts and pull their own pans; with three stations of seven and grade 6 in the room, the teacher pulls.</w:t>
       </w:r>
     </w:p>
     <w:p>
